--- a/AI Use Declaration.docx
+++ b/AI Use Declaration.docx
@@ -2,7 +2,783 @@
 <file path=word/document.xml><?xml version="1.0" encoding="utf-8"?>
 <w:document xmlns:wpc="http://schemas.microsoft.com/office/word/2010/wordprocessingCanvas" xmlns:cx="http://schemas.microsoft.com/office/drawing/2014/chartex" xmlns:cx1="http://schemas.microsoft.com/office/drawing/2015/9/8/chartex" xmlns:cx2="http://schemas.microsoft.com/office/drawing/2015/10/21/chartex" xmlns:cx3="http://schemas.microsoft.com/office/drawing/2016/5/9/chartex" xmlns:cx4="http://schemas.microsoft.com/office/drawing/2016/5/10/chartex" xmlns:cx5="http://schemas.microsoft.com/office/drawing/2016/5/11/chartex" xmlns:cx6="http://schemas.microsoft.com/office/drawing/2016/5/12/chartex" xmlns:cx7="http://schemas.microsoft.com/office/drawing/2016/5/13/chartex" xmlns:cx8="http://schemas.microsoft.com/office/drawing/2016/5/14/chartex" xmlns:mc="http://schemas.openxmlformats.org/markup-compatibility/2006" xmlns:aink="http://schemas.microsoft.com/office/drawing/2016/ink" xmlns:am3d="http://schemas.microsoft.com/office/drawing/2017/model3d" xmlns:o="urn:schemas-microsoft-com:office:office" xmlns:oel="http://schemas.microsoft.com/office/2019/extlst" xmlns:r="http://schemas.openxmlformats.org/officeDocument/2006/relationships" xmlns:m="http://schemas.openxmlformats.org/officeDocument/2006/math" xmlns:v="urn:schemas-microsoft-com:vml" xmlns:wp14="http://schemas.microsoft.com/office/word/2010/wordprocessingDrawing" xmlns:wp="http://schemas.openxmlformats.org/drawingml/2006/wordprocessingDrawing" xmlns:w10="urn:schemas-microsoft-com:office:word" xmlns:w="http://schemas.openxmlformats.org/wordprocessingml/2006/main" xmlns:w14="http://schemas.microsoft.com/office/word/2010/wordml" xmlns:w15="http://schemas.microsoft.com/office/word/2012/wordml" xmlns:w16cex="http://schemas.microsoft.com/office/word/2018/wordml/cex" xmlns:w16cid="http://schemas.microsoft.com/office/word/2016/wordml/cid" xmlns:w16="http://schemas.microsoft.com/office/word/2018/wordml" xmlns:w16du="http://schemas.microsoft.com/office/word/2023/wordml/word16du" xmlns:w16sdtdh="http://schemas.microsoft.com/office/word/2020/wordml/sdtdatahash" xmlns:w16sdtfl="http://schemas.microsoft.com/office/word/2024/wordml/sdtformatlock" xmlns:w16se="http://schemas.microsoft.com/office/word/2015/wordml/symex" xmlns:wpg="http://schemas.microsoft.com/office/word/2010/wordprocessingGroup" xmlns:wpi="http://schemas.microsoft.com/office/word/2010/wordprocessingInk" xmlns:wne="http://schemas.microsoft.com/office/word/2006/wordml" xmlns:wps="http://schemas.microsoft.com/office/word/2010/wordprocessingShape" mc:Ignorable="w14 w15 w16se w16cid w16 w16cex w16sdtdh w16sdtfl w16du wp14">
   <w:body>
-    <w:p/>
+    <w:p>
+      <w:pPr>
+        <w:rPr>
+          <w:rFonts w:ascii="Arial" w:hAnsi="Arial" w:cs="Arial"/>
+        </w:rPr>
+      </w:pPr>
+      <w:r>
+        <w:rPr>
+          <w:rFonts w:ascii="Arial" w:hAnsi="Arial" w:cs="Arial"/>
+        </w:rPr>
+        <w:t>Tham Hao Wei (1006936)</w:t>
+      </w:r>
+    </w:p>
+    <w:p>
+      <w:pPr>
+        <w:rPr>
+          <w:rFonts w:ascii="Arial" w:hAnsi="Arial" w:cs="Arial"/>
+        </w:rPr>
+      </w:pPr>
+      <w:r>
+        <w:rPr>
+          <w:rFonts w:ascii="Arial" w:hAnsi="Arial" w:cs="Arial"/>
+        </w:rPr>
+        <w:t>Assignment 2 AI Usage Declaration</w:t>
+      </w:r>
+    </w:p>
+    <w:p>
+      <w:pPr>
+        <w:rPr>
+          <w:rFonts w:ascii="Arial" w:hAnsi="Arial" w:cs="Arial"/>
+        </w:rPr>
+      </w:pPr>
+    </w:p>
+    <w:p>
+      <w:pPr>
+        <w:rPr>
+          <w:rStyle w:val="Strong"/>
+        </w:rPr>
+      </w:pPr>
+      <w:r>
+        <w:rPr>
+          <w:rStyle w:val="Strong"/>
+        </w:rPr>
+        <w:t>1. RAG Integration Code</w:t>
+      </w:r>
+    </w:p>
+    <w:p>
+      <w:pPr>
+        <w:rPr>
+          <w:rStyle w:val="Strong"/>
+          <w:b w:val="0"/>
+          <w:bCs w:val="0"/>
+        </w:rPr>
+      </w:pPr>
+      <w:r>
+        <w:rPr>
+          <w:rStyle w:val="Strong"/>
+          <w:b w:val="0"/>
+          <w:bCs w:val="0"/>
+        </w:rPr>
+        <w:t>For the RAG pipeline, the goal was to connect the retriever, prompt and LLM so that relevant chunks from the FAISS vector store are first retrieved and then passed into the prompt as context for the model to generate an answer.</w:t>
+      </w:r>
+    </w:p>
+    <w:p>
+      <w:pPr>
+        <w:rPr>
+          <w:rStyle w:val="Strong"/>
+          <w:b w:val="0"/>
+          <w:bCs w:val="0"/>
+        </w:rPr>
+      </w:pPr>
+      <w:r>
+        <w:rPr>
+          <w:rStyle w:val="Strong"/>
+          <w:b w:val="0"/>
+          <w:bCs w:val="0"/>
+        </w:rPr>
+        <w:t xml:space="preserve">Initially I </w:t>
+      </w:r>
+      <w:r>
+        <w:rPr>
+          <w:rStyle w:val="Strong"/>
+          <w:b w:val="0"/>
+          <w:bCs w:val="0"/>
+        </w:rPr>
+        <w:t>i</w:t>
+      </w:r>
+      <w:r>
+        <w:rPr>
+          <w:rStyle w:val="Strong"/>
+          <w:b w:val="0"/>
+          <w:bCs w:val="0"/>
+        </w:rPr>
+        <w:t>mplement</w:t>
+      </w:r>
+      <w:r>
+        <w:rPr>
+          <w:rStyle w:val="Strong"/>
+          <w:b w:val="0"/>
+          <w:bCs w:val="0"/>
+        </w:rPr>
+        <w:t xml:space="preserve">ed </w:t>
+      </w:r>
+      <w:r>
+        <w:rPr>
+          <w:rStyle w:val="Strong"/>
+          <w:b w:val="0"/>
+          <w:bCs w:val="0"/>
+        </w:rPr>
+        <w:t>the chain directly using my LLM object without any wrapper</w:t>
+      </w:r>
+      <w:r>
+        <w:rPr>
+          <w:rStyle w:val="Strong"/>
+          <w:b w:val="0"/>
+          <w:bCs w:val="0"/>
+        </w:rPr>
+        <w:t xml:space="preserve"> (and it worked</w:t>
+      </w:r>
+      <w:r>
+        <w:rPr>
+          <w:rStyle w:val="Strong"/>
+          <w:b w:val="0"/>
+          <w:bCs w:val="0"/>
+        </w:rPr>
+        <w:t>.</w:t>
+      </w:r>
+      <w:r>
+        <w:rPr>
+          <w:rStyle w:val="Strong"/>
+          <w:b w:val="0"/>
+          <w:bCs w:val="0"/>
+        </w:rPr>
+        <w:t xml:space="preserve"> </w:t>
+      </w:r>
+      <w:r>
+        <w:rPr>
+          <w:rStyle w:val="Strong"/>
+          <w:b w:val="0"/>
+          <w:bCs w:val="0"/>
+        </w:rPr>
+        <w:t xml:space="preserve">However after asking ChatGPT about best practices, it suggested using a wrapper so that the LLM behaves like a </w:t>
+      </w:r>
+      <w:proofErr w:type="spellStart"/>
+      <w:r>
+        <w:rPr>
+          <w:rStyle w:val="Strong"/>
+          <w:b w:val="0"/>
+          <w:bCs w:val="0"/>
+        </w:rPr>
+        <w:t>LangChain</w:t>
+      </w:r>
+      <w:proofErr w:type="spellEnd"/>
+      <w:r>
+        <w:rPr>
+          <w:rStyle w:val="Strong"/>
+          <w:b w:val="0"/>
+          <w:bCs w:val="0"/>
+        </w:rPr>
+        <w:t xml:space="preserve"> runnable component. The explanation was that the wrapper standardises how inputs and outputs are passed through the chain, making it easier to plug the LLM into the retriever → prompt → output pipeline.</w:t>
+      </w:r>
+    </w:p>
+    <w:p>
+      <w:pPr>
+        <w:rPr>
+          <w:rStyle w:val="Strong"/>
+          <w:b w:val="0"/>
+          <w:bCs w:val="0"/>
+        </w:rPr>
+      </w:pPr>
+      <w:r>
+        <w:rPr>
+          <w:rStyle w:val="Strong"/>
+          <w:b w:val="0"/>
+          <w:bCs w:val="0"/>
+        </w:rPr>
+        <w:t>After understanding this, I then asked ChatGPT how to implement the wrapper and connect it with the retriever and prompt template to form the full RAG chain.</w:t>
+      </w:r>
+    </w:p>
+    <w:p>
+      <w:pPr>
+        <w:rPr>
+          <w:rStyle w:val="Strong"/>
+          <w:b w:val="0"/>
+          <w:bCs w:val="0"/>
+        </w:rPr>
+      </w:pPr>
+    </w:p>
+    <w:p>
+      <w:pPr>
+        <w:rPr>
+          <w:rStyle w:val="Strong"/>
+        </w:rPr>
+      </w:pPr>
+      <w:r>
+        <w:rPr>
+          <w:rStyle w:val="Strong"/>
+        </w:rPr>
+        <w:t>2. Base Prompt and RAG Prompts</w:t>
+      </w:r>
+    </w:p>
+    <w:p>
+      <w:pPr>
+        <w:rPr>
+          <w:rStyle w:val="Strong"/>
+          <w:b w:val="0"/>
+          <w:bCs w:val="0"/>
+        </w:rPr>
+      </w:pPr>
+      <w:r>
+        <w:rPr>
+          <w:rStyle w:val="Strong"/>
+          <w:b w:val="0"/>
+          <w:bCs w:val="0"/>
+        </w:rPr>
+        <w:t>Initially I hand wrote the 2 prompts but I found the replies given to my 20 questions was not very good. I uploaded my code to ChatGPT and one of the suggestions for improvements was to change the prompt text. I’d initial just wrote a simple short prompt asking it to answer based on retrieved documents.</w:t>
+      </w:r>
+    </w:p>
+    <w:p>
+      <w:pPr>
+        <w:rPr>
+          <w:rStyle w:val="Strong"/>
+          <w:b w:val="0"/>
+          <w:bCs w:val="0"/>
+        </w:rPr>
+      </w:pPr>
+    </w:p>
+    <w:p>
+      <w:pPr>
+        <w:rPr>
+          <w:rStyle w:val="Strong"/>
+          <w:b w:val="0"/>
+          <w:bCs w:val="0"/>
+        </w:rPr>
+      </w:pPr>
+      <w:proofErr w:type="spellStart"/>
+      <w:r>
+        <w:rPr>
+          <w:rStyle w:val="Strong"/>
+          <w:b w:val="0"/>
+          <w:bCs w:val="0"/>
+        </w:rPr>
+        <w:t>Chatgpt</w:t>
+      </w:r>
+      <w:proofErr w:type="spellEnd"/>
+      <w:r>
+        <w:rPr>
+          <w:rStyle w:val="Strong"/>
+          <w:b w:val="0"/>
+          <w:bCs w:val="0"/>
+        </w:rPr>
+        <w:t xml:space="preserve"> advised me to add the following:</w:t>
+      </w:r>
+    </w:p>
+    <w:p>
+      <w:pPr>
+        <w:pStyle w:val="ListParagraph"/>
+        <w:numPr>
+          <w:ilvl w:val="0"/>
+          <w:numId w:val="2"/>
+        </w:numPr>
+        <w:rPr>
+          <w:rStyle w:val="Strong"/>
+          <w:b w:val="0"/>
+          <w:bCs w:val="0"/>
+        </w:rPr>
+      </w:pPr>
+      <w:r>
+        <w:rPr>
+          <w:rStyle w:val="Strong"/>
+          <w:b w:val="0"/>
+          <w:bCs w:val="0"/>
+        </w:rPr>
+        <w:t>Define the role of the model (“You are a helpful assistant…”) as it is good practice and helps to guide tone and behaviour</w:t>
+      </w:r>
+    </w:p>
+    <w:p>
+      <w:pPr>
+        <w:pStyle w:val="ListParagraph"/>
+        <w:numPr>
+          <w:ilvl w:val="0"/>
+          <w:numId w:val="2"/>
+        </w:numPr>
+        <w:rPr>
+          <w:rStyle w:val="apple-converted-space"/>
+        </w:rPr>
+      </w:pPr>
+      <w:r>
+        <w:rPr>
+          <w:rStyle w:val="Strong"/>
+          <w:b w:val="0"/>
+          <w:bCs w:val="0"/>
+        </w:rPr>
+        <w:t>Add the different permutations (partially answerable)</w:t>
+      </w:r>
+      <w:r>
+        <w:rPr>
+          <w:rStyle w:val="Strong"/>
+          <w:b w:val="0"/>
+          <w:bCs w:val="0"/>
+        </w:rPr>
+        <w:t xml:space="preserve"> as  it </w:t>
+      </w:r>
+      <w:r>
+        <w:rPr>
+          <w:rStyle w:val="bzpyqfadein"/>
+          <w:color w:val="000000"/>
+        </w:rPr>
+        <w:t>helps</w:t>
+      </w:r>
+      <w:r>
+        <w:rPr>
+          <w:rStyle w:val="apple-converted-space"/>
+          <w:color w:val="000000"/>
+        </w:rPr>
+        <w:t> </w:t>
+      </w:r>
+      <w:r>
+        <w:rPr>
+          <w:rStyle w:val="bzpyqfadein"/>
+          <w:color w:val="000000"/>
+        </w:rPr>
+        <w:t>the</w:t>
+      </w:r>
+      <w:r>
+        <w:rPr>
+          <w:rStyle w:val="apple-converted-space"/>
+          <w:color w:val="000000"/>
+        </w:rPr>
+        <w:t> </w:t>
+      </w:r>
+      <w:r>
+        <w:rPr>
+          <w:rStyle w:val="bzpyqfadein"/>
+          <w:color w:val="000000"/>
+        </w:rPr>
+        <w:t>model</w:t>
+      </w:r>
+      <w:r>
+        <w:rPr>
+          <w:rStyle w:val="apple-converted-space"/>
+          <w:color w:val="000000"/>
+        </w:rPr>
+        <w:t xml:space="preserve"> </w:t>
+      </w:r>
+      <w:r>
+        <w:rPr>
+          <w:rStyle w:val="bzpyqfadein"/>
+          <w:color w:val="000000"/>
+        </w:rPr>
+        <w:t>use</w:t>
+      </w:r>
+      <w:r>
+        <w:rPr>
+          <w:rStyle w:val="apple-converted-space"/>
+          <w:color w:val="000000"/>
+        </w:rPr>
+        <w:t> </w:t>
+      </w:r>
+      <w:r>
+        <w:rPr>
+          <w:rStyle w:val="bzpyqfadein"/>
+          <w:color w:val="000000"/>
+        </w:rPr>
+        <w:t>whatever</w:t>
+      </w:r>
+      <w:r>
+        <w:rPr>
+          <w:rStyle w:val="apple-converted-space"/>
+          <w:color w:val="000000"/>
+        </w:rPr>
+        <w:t> </w:t>
+      </w:r>
+      <w:r>
+        <w:rPr>
+          <w:rStyle w:val="bzpyqfadein"/>
+          <w:color w:val="000000"/>
+        </w:rPr>
+        <w:t>relevant</w:t>
+      </w:r>
+      <w:r>
+        <w:rPr>
+          <w:rStyle w:val="apple-converted-space"/>
+          <w:color w:val="000000"/>
+        </w:rPr>
+        <w:t> </w:t>
+      </w:r>
+      <w:r>
+        <w:rPr>
+          <w:rStyle w:val="bzpyqfadein"/>
+          <w:color w:val="000000"/>
+        </w:rPr>
+        <w:t>information</w:t>
+      </w:r>
+      <w:r>
+        <w:rPr>
+          <w:rStyle w:val="apple-converted-space"/>
+          <w:color w:val="000000"/>
+        </w:rPr>
+        <w:t> </w:t>
+      </w:r>
+      <w:r>
+        <w:rPr>
+          <w:rStyle w:val="bzpyqfadein"/>
+          <w:color w:val="000000"/>
+        </w:rPr>
+        <w:t>exists</w:t>
+      </w:r>
+      <w:r>
+        <w:rPr>
+          <w:rStyle w:val="apple-converted-space"/>
+          <w:color w:val="000000"/>
+        </w:rPr>
+        <w:t> </w:t>
+      </w:r>
+      <w:r>
+        <w:rPr>
+          <w:rStyle w:val="bzpyqfadein"/>
+          <w:color w:val="000000"/>
+        </w:rPr>
+        <w:t>instead</w:t>
+      </w:r>
+      <w:r>
+        <w:rPr>
+          <w:rStyle w:val="apple-converted-space"/>
+          <w:color w:val="000000"/>
+        </w:rPr>
+        <w:t> </w:t>
+      </w:r>
+      <w:r>
+        <w:rPr>
+          <w:rStyle w:val="bzpyqfadein"/>
+          <w:color w:val="000000"/>
+        </w:rPr>
+        <w:t>of</w:t>
+      </w:r>
+      <w:r>
+        <w:rPr>
+          <w:rStyle w:val="apple-converted-space"/>
+          <w:color w:val="000000"/>
+        </w:rPr>
+        <w:t> </w:t>
+      </w:r>
+      <w:r>
+        <w:rPr>
+          <w:rStyle w:val="bzpyqfadein"/>
+          <w:color w:val="000000"/>
+        </w:rPr>
+        <w:t>rejecting</w:t>
+      </w:r>
+      <w:r>
+        <w:rPr>
+          <w:rStyle w:val="apple-converted-space"/>
+          <w:color w:val="000000"/>
+        </w:rPr>
+        <w:t> </w:t>
+      </w:r>
+      <w:r>
+        <w:rPr>
+          <w:rStyle w:val="bzpyqfadein"/>
+          <w:color w:val="000000"/>
+        </w:rPr>
+        <w:t>the</w:t>
+      </w:r>
+      <w:r>
+        <w:rPr>
+          <w:rStyle w:val="apple-converted-space"/>
+          <w:color w:val="000000"/>
+        </w:rPr>
+        <w:t> </w:t>
+      </w:r>
+      <w:r>
+        <w:rPr>
+          <w:rStyle w:val="bzpyqfadein"/>
+          <w:color w:val="000000"/>
+        </w:rPr>
+        <w:t>question</w:t>
+      </w:r>
+      <w:r>
+        <w:rPr>
+          <w:rStyle w:val="apple-converted-space"/>
+          <w:color w:val="000000"/>
+        </w:rPr>
+        <w:t xml:space="preserve"> entirely. Initially I had a lot of “no information available” responses and this helped to reduce it</w:t>
+      </w:r>
+    </w:p>
+    <w:p>
+      <w:pPr>
+        <w:pStyle w:val="ListParagraph"/>
+        <w:numPr>
+          <w:ilvl w:val="0"/>
+          <w:numId w:val="2"/>
+        </w:numPr>
+        <w:rPr>
+          <w:rStyle w:val="Strong"/>
+          <w:b w:val="0"/>
+          <w:bCs w:val="0"/>
+        </w:rPr>
+      </w:pPr>
+      <w:r>
+        <w:rPr>
+          <w:rStyle w:val="apple-converted-space"/>
+          <w:color w:val="000000"/>
+        </w:rPr>
+        <w:t>Separate context, question and answer to clearly separate the roles and make reasoning easier for the LLM</w:t>
+      </w:r>
+    </w:p>
+    <w:p>
+      <w:pPr>
+        <w:rPr>
+          <w:rStyle w:val="Strong"/>
+          <w:b w:val="0"/>
+          <w:bCs w:val="0"/>
+        </w:rPr>
+      </w:pPr>
+      <w:r>
+        <w:rPr>
+          <w:rStyle w:val="Strong"/>
+          <w:b w:val="0"/>
+          <w:bCs w:val="0"/>
+        </w:rPr>
+        <w:lastRenderedPageBreak/>
+        <w:drawing>
+          <wp:inline distT="0" distB="0" distL="0" distR="0" wp14:anchorId="2DF3BA4E" wp14:editId="36E22839">
+            <wp:extent cx="5731510" cy="2440940"/>
+            <wp:effectExtent l="0" t="0" r="0" b="0"/>
+            <wp:docPr id="838607853" name="Picture 1" descr="A computer screen with green text&#10;&#10;AI-generated content may be incorrect."/>
+            <wp:cNvGraphicFramePr>
+              <a:graphicFrameLocks xmlns:a="http://schemas.openxmlformats.org/drawingml/2006/main" noChangeAspect="1"/>
+            </wp:cNvGraphicFramePr>
+            <a:graphic xmlns:a="http://schemas.openxmlformats.org/drawingml/2006/main">
+              <a:graphicData uri="http://schemas.openxmlformats.org/drawingml/2006/picture">
+                <pic:pic xmlns:pic="http://schemas.openxmlformats.org/drawingml/2006/picture">
+                  <pic:nvPicPr>
+                    <pic:cNvPr id="838607853" name="Picture 1" descr="A computer screen with green text&#10;&#10;AI-generated content may be incorrect."/>
+                    <pic:cNvPicPr/>
+                  </pic:nvPicPr>
+                  <pic:blipFill>
+                    <a:blip r:embed="rId5"/>
+                    <a:stretch>
+                      <a:fillRect/>
+                    </a:stretch>
+                  </pic:blipFill>
+                  <pic:spPr>
+                    <a:xfrm>
+                      <a:off x="0" y="0"/>
+                      <a:ext cx="5731510" cy="2440940"/>
+                    </a:xfrm>
+                    <a:prstGeom prst="rect">
+                      <a:avLst/>
+                    </a:prstGeom>
+                  </pic:spPr>
+                </pic:pic>
+              </a:graphicData>
+            </a:graphic>
+          </wp:inline>
+        </w:drawing>
+      </w:r>
+      <w:r>
+        <w:rPr>
+          <w:rStyle w:val="Strong"/>
+          <w:b w:val="0"/>
+          <w:bCs w:val="0"/>
+        </w:rPr>
+        <w:t xml:space="preserve"> </w:t>
+      </w:r>
+    </w:p>
+    <w:p>
+      <w:pPr>
+        <w:rPr>
+          <w:rStyle w:val="Strong"/>
+          <w:b w:val="0"/>
+          <w:bCs w:val="0"/>
+        </w:rPr>
+      </w:pPr>
+    </w:p>
+    <w:p>
+      <w:pPr>
+        <w:rPr>
+          <w:rStyle w:val="Strong"/>
+        </w:rPr>
+      </w:pPr>
+      <w:r>
+        <w:rPr>
+          <w:rStyle w:val="Strong"/>
+        </w:rPr>
+        <w:t>3. Chunking</w:t>
+      </w:r>
+    </w:p>
+    <w:p>
+      <w:pPr>
+        <w:rPr>
+          <w:rStyle w:val="Strong"/>
+          <w:b w:val="0"/>
+          <w:bCs w:val="0"/>
+        </w:rPr>
+      </w:pPr>
+      <w:r>
+        <w:rPr>
+          <w:rStyle w:val="Strong"/>
+          <w:b w:val="0"/>
+          <w:bCs w:val="0"/>
+        </w:rPr>
+        <w:t xml:space="preserve">For this part, I used ChatGPT mainly for the initial code scaffolding of </w:t>
+      </w:r>
+      <w:r>
+        <w:rPr>
+          <w:rStyle w:val="Strong"/>
+          <w:b w:val="0"/>
+          <w:bCs w:val="0"/>
+        </w:rPr>
+        <w:t>creating the document registry</w:t>
+      </w:r>
+      <w:r>
+        <w:rPr>
+          <w:rStyle w:val="Strong"/>
+          <w:b w:val="0"/>
+          <w:bCs w:val="0"/>
+        </w:rPr>
+        <w:t xml:space="preserve"> and setting up </w:t>
+      </w:r>
+      <w:proofErr w:type="spellStart"/>
+      <w:r>
+        <w:rPr>
+          <w:rStyle w:val="Strong"/>
+          <w:b w:val="0"/>
+          <w:bCs w:val="0"/>
+        </w:rPr>
+        <w:t>RecursiveCharacterTextSplitter</w:t>
+      </w:r>
+      <w:proofErr w:type="spellEnd"/>
+      <w:r>
+        <w:rPr>
+          <w:rStyle w:val="Strong"/>
+          <w:b w:val="0"/>
+          <w:bCs w:val="0"/>
+        </w:rPr>
+        <w:t xml:space="preserve"> to chunk them for RAG. </w:t>
+      </w:r>
+    </w:p>
+    <w:p>
+      <w:pPr>
+        <w:rPr>
+          <w:rStyle w:val="Strong"/>
+          <w:b w:val="0"/>
+          <w:bCs w:val="0"/>
+        </w:rPr>
+      </w:pPr>
+      <w:r>
+        <w:rPr>
+          <w:rStyle w:val="Strong"/>
+          <w:b w:val="0"/>
+          <w:bCs w:val="0"/>
+        </w:rPr>
+        <w:t xml:space="preserve">Earlier on I was using a simpler chunking approach that split purely by characters. This caused some words and sentences to be cut in the middle, which made the chunks less readable and could potentially hurt retrieval quality. Because of that, I wanted to switch to a </w:t>
+      </w:r>
+      <w:r>
+        <w:rPr>
+          <w:rStyle w:val="Strong"/>
+          <w:b w:val="0"/>
+          <w:bCs w:val="0"/>
+        </w:rPr>
+        <w:t xml:space="preserve">way </w:t>
+      </w:r>
+      <w:r>
+        <w:rPr>
+          <w:rStyle w:val="Strong"/>
+          <w:b w:val="0"/>
+          <w:bCs w:val="0"/>
+        </w:rPr>
+        <w:t xml:space="preserve">that tries to split at more natural boundaries such as paragraphs or spaces. ChatGPT suggested </w:t>
+      </w:r>
+      <w:proofErr w:type="spellStart"/>
+      <w:r>
+        <w:rPr>
+          <w:rStyle w:val="Strong"/>
+          <w:b w:val="0"/>
+          <w:bCs w:val="0"/>
+        </w:rPr>
+        <w:t>RecursiveCharacterTextSplitter</w:t>
+      </w:r>
+      <w:proofErr w:type="spellEnd"/>
+      <w:r>
+        <w:rPr>
+          <w:rStyle w:val="Strong"/>
+          <w:b w:val="0"/>
+          <w:bCs w:val="0"/>
+        </w:rPr>
+        <w:t>, which fits this requirement.</w:t>
+      </w:r>
+    </w:p>
+    <w:p>
+      <w:pPr>
+        <w:rPr>
+          <w:rStyle w:val="Strong"/>
+          <w:b w:val="0"/>
+          <w:bCs w:val="0"/>
+        </w:rPr>
+      </w:pPr>
+      <w:r>
+        <w:rPr>
+          <w:rStyle w:val="Strong"/>
+          <w:b w:val="0"/>
+          <w:bCs w:val="0"/>
+        </w:rPr>
+        <w:t>I also asked the AI how chunking parameters such as chunk size and overlap are typically decided, and what statistics I could print out to help judge whether my chunking setup made sense (for example document length distribution and chunk counts). Using those suggestions, I printed out page length statistics and inspected the results before deciding on the final parameters.</w:t>
+      </w:r>
+    </w:p>
+    <w:p>
+      <w:pPr>
+        <w:rPr>
+          <w:rStyle w:val="Strong"/>
+          <w:b w:val="0"/>
+          <w:bCs w:val="0"/>
+        </w:rPr>
+      </w:pPr>
+      <w:r>
+        <w:rPr>
+          <w:rStyle w:val="Strong"/>
+          <w:b w:val="0"/>
+          <w:bCs w:val="0"/>
+        </w:rPr>
+        <w:t>However, the actual chunking parameters were not taken directly from AI. I experimented with them myself. I initially tried a chunk size of 1000, but the retrieval results were not as good, so I increased it to 1200 to allow each chunk to carry more context. I kept the overlap at 150, which is roughly within the 10–20% range and helps preserve information near chunk boundaries.</w:t>
+      </w:r>
+    </w:p>
+    <w:p>
+      <w:pPr>
+        <w:rPr>
+          <w:rStyle w:val="Strong"/>
+          <w:b w:val="0"/>
+          <w:bCs w:val="0"/>
+        </w:rPr>
+      </w:pPr>
+      <w:r>
+        <w:rPr>
+          <w:rStyle w:val="Strong"/>
+          <w:b w:val="0"/>
+          <w:bCs w:val="0"/>
+        </w:rPr>
+        <w:lastRenderedPageBreak/>
+        <w:drawing>
+          <wp:inline distT="0" distB="0" distL="0" distR="0" wp14:anchorId="54C5A74D" wp14:editId="29E3E8D1">
+            <wp:extent cx="5461000" cy="1866900"/>
+            <wp:effectExtent l="0" t="0" r="0" b="0"/>
+            <wp:docPr id="1867842682" name="Picture 1" descr="A computer screen shot of a code&#10;&#10;AI-generated content may be incorrect."/>
+            <wp:cNvGraphicFramePr>
+              <a:graphicFrameLocks xmlns:a="http://schemas.openxmlformats.org/drawingml/2006/main" noChangeAspect="1"/>
+            </wp:cNvGraphicFramePr>
+            <a:graphic xmlns:a="http://schemas.openxmlformats.org/drawingml/2006/main">
+              <a:graphicData uri="http://schemas.openxmlformats.org/drawingml/2006/picture">
+                <pic:pic xmlns:pic="http://schemas.openxmlformats.org/drawingml/2006/picture">
+                  <pic:nvPicPr>
+                    <pic:cNvPr id="1867842682" name="Picture 1" descr="A computer screen shot of a code&#10;&#10;AI-generated content may be incorrect."/>
+                    <pic:cNvPicPr/>
+                  </pic:nvPicPr>
+                  <pic:blipFill>
+                    <a:blip r:embed="rId6"/>
+                    <a:stretch>
+                      <a:fillRect/>
+                    </a:stretch>
+                  </pic:blipFill>
+                  <pic:spPr>
+                    <a:xfrm>
+                      <a:off x="0" y="0"/>
+                      <a:ext cx="5461000" cy="1866900"/>
+                    </a:xfrm>
+                    <a:prstGeom prst="rect">
+                      <a:avLst/>
+                    </a:prstGeom>
+                  </pic:spPr>
+                </pic:pic>
+              </a:graphicData>
+            </a:graphic>
+          </wp:inline>
+        </w:drawing>
+      </w:r>
+    </w:p>
     <w:sectPr>
       <w:pgSz w:w="11906" w:h="16838"/>
       <w:pgMar w:top="1440" w:right="1440" w:bottom="1440" w:left="1440" w:header="708" w:footer="708" w:gutter="0"/>
@@ -11,6 +787,219 @@
     </w:sectPr>
   </w:body>
 </w:document>
+</file>
+
+<file path=word/numbering.xml><?xml version="1.0" encoding="utf-8"?>
+<w:numbering xmlns:wpc="http://schemas.microsoft.com/office/word/2010/wordprocessingCanvas" xmlns:cx="http://schemas.microsoft.com/office/drawing/2014/chartex" xmlns:cx1="http://schemas.microsoft.com/office/drawing/2015/9/8/chartex" xmlns:cx2="http://schemas.microsoft.com/office/drawing/2015/10/21/chartex" xmlns:cx3="http://schemas.microsoft.com/office/drawing/2016/5/9/chartex" xmlns:cx4="http://schemas.microsoft.com/office/drawing/2016/5/10/chartex" xmlns:cx5="http://schemas.microsoft.com/office/drawing/2016/5/11/chartex" xmlns:cx6="http://schemas.microsoft.com/office/drawing/2016/5/12/chartex" xmlns:cx7="http://schemas.microsoft.com/office/drawing/2016/5/13/chartex" xmlns:cx8="http://schemas.microsoft.com/office/drawing/2016/5/14/chartex" xmlns:mc="http://schemas.openxmlformats.org/markup-compatibility/2006" xmlns:aink="http://schemas.microsoft.com/office/drawing/2016/ink" xmlns:am3d="http://schemas.microsoft.com/office/drawing/2017/model3d" xmlns:o="urn:schemas-microsoft-com:office:office" xmlns:oel="http://schemas.microsoft.com/office/2019/extlst" xmlns:r="http://schemas.openxmlformats.org/officeDocument/2006/relationships" xmlns:m="http://schemas.openxmlformats.org/officeDocument/2006/math" xmlns:v="urn:schemas-microsoft-com:vml" xmlns:wp14="http://schemas.microsoft.com/office/word/2010/wordprocessingDrawing" xmlns:wp="http://schemas.openxmlformats.org/drawingml/2006/wordprocessingDrawing" xmlns:w10="urn:schemas-microsoft-com:office:word" xmlns:w="http://schemas.openxmlformats.org/wordprocessingml/2006/main" xmlns:w14="http://schemas.microsoft.com/office/word/2010/wordml" xmlns:w15="http://schemas.microsoft.com/office/word/2012/wordml" xmlns:w16cex="http://schemas.microsoft.com/office/word/2018/wordml/cex" xmlns:w16cid="http://schemas.microsoft.com/office/word/2016/wordml/cid" xmlns:w16="http://schemas.microsoft.com/office/word/2018/wordml" xmlns:w16du="http://schemas.microsoft.com/office/word/2023/wordml/word16du" xmlns:w16sdtdh="http://schemas.microsoft.com/office/word/2020/wordml/sdtdatahash" xmlns:w16sdtfl="http://schemas.microsoft.com/office/word/2024/wordml/sdtformatlock" xmlns:w16se="http://schemas.microsoft.com/office/word/2015/wordml/symex" xmlns:wpg="http://schemas.microsoft.com/office/word/2010/wordprocessingGroup" xmlns:wpi="http://schemas.microsoft.com/office/word/2010/wordprocessingInk" xmlns:wne="http://schemas.microsoft.com/office/word/2006/wordml" xmlns:wps="http://schemas.microsoft.com/office/word/2010/wordprocessingShape" mc:Ignorable="w14 w15 w16se w16cid w16 w16cex w16sdtdh w16sdtfl w16du wp14">
+  <w:abstractNum w:abstractNumId="0" w15:restartNumberingAfterBreak="0">
+    <w:nsid w:val="08206A87"/>
+    <w:multiLevelType w:val="hybridMultilevel"/>
+    <w:tmpl w:val="34609FF4"/>
+    <w:lvl w:ilvl="0" w:tplc="0809000F">
+      <w:start w:val="1"/>
+      <w:numFmt w:val="decimal"/>
+      <w:lvlText w:val="%1."/>
+      <w:lvlJc w:val="left"/>
+      <w:pPr>
+        <w:ind w:left="720" w:hanging="360"/>
+      </w:pPr>
+      <w:rPr>
+        <w:rFonts w:hint="default"/>
+      </w:rPr>
+    </w:lvl>
+    <w:lvl w:ilvl="1" w:tplc="08090019" w:tentative="1">
+      <w:start w:val="1"/>
+      <w:numFmt w:val="lowerLetter"/>
+      <w:lvlText w:val="%2."/>
+      <w:lvlJc w:val="left"/>
+      <w:pPr>
+        <w:ind w:left="1440" w:hanging="360"/>
+      </w:pPr>
+    </w:lvl>
+    <w:lvl w:ilvl="2" w:tplc="0809001B" w:tentative="1">
+      <w:start w:val="1"/>
+      <w:numFmt w:val="lowerRoman"/>
+      <w:lvlText w:val="%3."/>
+      <w:lvlJc w:val="right"/>
+      <w:pPr>
+        <w:ind w:left="2160" w:hanging="180"/>
+      </w:pPr>
+    </w:lvl>
+    <w:lvl w:ilvl="3" w:tplc="0809000F" w:tentative="1">
+      <w:start w:val="1"/>
+      <w:numFmt w:val="decimal"/>
+      <w:lvlText w:val="%4."/>
+      <w:lvlJc w:val="left"/>
+      <w:pPr>
+        <w:ind w:left="2880" w:hanging="360"/>
+      </w:pPr>
+    </w:lvl>
+    <w:lvl w:ilvl="4" w:tplc="08090019" w:tentative="1">
+      <w:start w:val="1"/>
+      <w:numFmt w:val="lowerLetter"/>
+      <w:lvlText w:val="%5."/>
+      <w:lvlJc w:val="left"/>
+      <w:pPr>
+        <w:ind w:left="3600" w:hanging="360"/>
+      </w:pPr>
+    </w:lvl>
+    <w:lvl w:ilvl="5" w:tplc="0809001B" w:tentative="1">
+      <w:start w:val="1"/>
+      <w:numFmt w:val="lowerRoman"/>
+      <w:lvlText w:val="%6."/>
+      <w:lvlJc w:val="right"/>
+      <w:pPr>
+        <w:ind w:left="4320" w:hanging="180"/>
+      </w:pPr>
+    </w:lvl>
+    <w:lvl w:ilvl="6" w:tplc="0809000F" w:tentative="1">
+      <w:start w:val="1"/>
+      <w:numFmt w:val="decimal"/>
+      <w:lvlText w:val="%7."/>
+      <w:lvlJc w:val="left"/>
+      <w:pPr>
+        <w:ind w:left="5040" w:hanging="360"/>
+      </w:pPr>
+    </w:lvl>
+    <w:lvl w:ilvl="7" w:tplc="08090019" w:tentative="1">
+      <w:start w:val="1"/>
+      <w:numFmt w:val="lowerLetter"/>
+      <w:lvlText w:val="%8."/>
+      <w:lvlJc w:val="left"/>
+      <w:pPr>
+        <w:ind w:left="5760" w:hanging="360"/>
+      </w:pPr>
+    </w:lvl>
+    <w:lvl w:ilvl="8" w:tplc="0809001B" w:tentative="1">
+      <w:start w:val="1"/>
+      <w:numFmt w:val="lowerRoman"/>
+      <w:lvlText w:val="%9."/>
+      <w:lvlJc w:val="right"/>
+      <w:pPr>
+        <w:ind w:left="6480" w:hanging="180"/>
+      </w:pPr>
+    </w:lvl>
+  </w:abstractNum>
+  <w:abstractNum w:abstractNumId="1" w15:restartNumberingAfterBreak="0">
+    <w:nsid w:val="715A475D"/>
+    <w:multiLevelType w:val="hybridMultilevel"/>
+    <w:tmpl w:val="1F4A9BE4"/>
+    <w:lvl w:ilvl="0" w:tplc="13E0C05C">
+      <w:start w:val="1"/>
+      <w:numFmt w:val="bullet"/>
+      <w:lvlText w:val="-"/>
+      <w:lvlJc w:val="left"/>
+      <w:pPr>
+        <w:ind w:left="720" w:hanging="360"/>
+      </w:pPr>
+      <w:rPr>
+        <w:rFonts w:ascii="Aptos" w:eastAsiaTheme="minorHAnsi" w:hAnsi="Aptos" w:cs="Times New Roman (Body CS)" w:hint="default"/>
+      </w:rPr>
+    </w:lvl>
+    <w:lvl w:ilvl="1" w:tplc="08090003" w:tentative="1">
+      <w:start w:val="1"/>
+      <w:numFmt w:val="bullet"/>
+      <w:lvlText w:val="o"/>
+      <w:lvlJc w:val="left"/>
+      <w:pPr>
+        <w:ind w:left="1440" w:hanging="360"/>
+      </w:pPr>
+      <w:rPr>
+        <w:rFonts w:ascii="Courier New" w:hAnsi="Courier New" w:cs="Courier New" w:hint="default"/>
+      </w:rPr>
+    </w:lvl>
+    <w:lvl w:ilvl="2" w:tplc="08090005" w:tentative="1">
+      <w:start w:val="1"/>
+      <w:numFmt w:val="bullet"/>
+      <w:lvlText w:val=""/>
+      <w:lvlJc w:val="left"/>
+      <w:pPr>
+        <w:ind w:left="2160" w:hanging="360"/>
+      </w:pPr>
+      <w:rPr>
+        <w:rFonts w:ascii="Wingdings" w:hAnsi="Wingdings" w:hint="default"/>
+      </w:rPr>
+    </w:lvl>
+    <w:lvl w:ilvl="3" w:tplc="08090001" w:tentative="1">
+      <w:start w:val="1"/>
+      <w:numFmt w:val="bullet"/>
+      <w:lvlText w:val=""/>
+      <w:lvlJc w:val="left"/>
+      <w:pPr>
+        <w:ind w:left="2880" w:hanging="360"/>
+      </w:pPr>
+      <w:rPr>
+        <w:rFonts w:ascii="Symbol" w:hAnsi="Symbol" w:hint="default"/>
+      </w:rPr>
+    </w:lvl>
+    <w:lvl w:ilvl="4" w:tplc="08090003" w:tentative="1">
+      <w:start w:val="1"/>
+      <w:numFmt w:val="bullet"/>
+      <w:lvlText w:val="o"/>
+      <w:lvlJc w:val="left"/>
+      <w:pPr>
+        <w:ind w:left="3600" w:hanging="360"/>
+      </w:pPr>
+      <w:rPr>
+        <w:rFonts w:ascii="Courier New" w:hAnsi="Courier New" w:cs="Courier New" w:hint="default"/>
+      </w:rPr>
+    </w:lvl>
+    <w:lvl w:ilvl="5" w:tplc="08090005" w:tentative="1">
+      <w:start w:val="1"/>
+      <w:numFmt w:val="bullet"/>
+      <w:lvlText w:val=""/>
+      <w:lvlJc w:val="left"/>
+      <w:pPr>
+        <w:ind w:left="4320" w:hanging="360"/>
+      </w:pPr>
+      <w:rPr>
+        <w:rFonts w:ascii="Wingdings" w:hAnsi="Wingdings" w:hint="default"/>
+      </w:rPr>
+    </w:lvl>
+    <w:lvl w:ilvl="6" w:tplc="08090001" w:tentative="1">
+      <w:start w:val="1"/>
+      <w:numFmt w:val="bullet"/>
+      <w:lvlText w:val=""/>
+      <w:lvlJc w:val="left"/>
+      <w:pPr>
+        <w:ind w:left="5040" w:hanging="360"/>
+      </w:pPr>
+      <w:rPr>
+        <w:rFonts w:ascii="Symbol" w:hAnsi="Symbol" w:hint="default"/>
+      </w:rPr>
+    </w:lvl>
+    <w:lvl w:ilvl="7" w:tplc="08090003" w:tentative="1">
+      <w:start w:val="1"/>
+      <w:numFmt w:val="bullet"/>
+      <w:lvlText w:val="o"/>
+      <w:lvlJc w:val="left"/>
+      <w:pPr>
+        <w:ind w:left="5760" w:hanging="360"/>
+      </w:pPr>
+      <w:rPr>
+        <w:rFonts w:ascii="Courier New" w:hAnsi="Courier New" w:cs="Courier New" w:hint="default"/>
+      </w:rPr>
+    </w:lvl>
+    <w:lvl w:ilvl="8" w:tplc="08090005" w:tentative="1">
+      <w:start w:val="1"/>
+      <w:numFmt w:val="bullet"/>
+      <w:lvlText w:val=""/>
+      <w:lvlJc w:val="left"/>
+      <w:pPr>
+        <w:ind w:left="6480" w:hanging="360"/>
+      </w:pPr>
+      <w:rPr>
+        <w:rFonts w:ascii="Wingdings" w:hAnsi="Wingdings" w:hint="default"/>
+      </w:rPr>
+    </w:lvl>
+  </w:abstractNum>
+  <w:num w:numId="1" w16cid:durableId="1485007005">
+    <w:abstractNumId w:val="0"/>
+  </w:num>
+  <w:num w:numId="2" w16cid:durableId="1907063072">
+    <w:abstractNumId w:val="1"/>
+  </w:num>
+</w:numbering>
 </file>
 
 <file path=word/styles.xml><?xml version="1.0" encoding="utf-8"?>
@@ -930,6 +1919,27 @@
       <w:spacing w:val="5"/>
     </w:rPr>
   </w:style>
+  <w:style w:type="character" w:styleId="Strong">
+    <w:name w:val="Strong"/>
+    <w:basedOn w:val="DefaultParagraphFont"/>
+    <w:uiPriority w:val="22"/>
+    <w:qFormat/>
+    <w:rsid w:val="00750ADC"/>
+    <w:rPr>
+      <w:b/>
+      <w:bCs/>
+    </w:rPr>
+  </w:style>
+  <w:style w:type="character" w:customStyle="1" w:styleId="bzpyqfadein">
+    <w:name w:val="bz_pyq_fadein"/>
+    <w:basedOn w:val="DefaultParagraphFont"/>
+    <w:rsid w:val="00D13824"/>
+  </w:style>
+  <w:style w:type="character" w:customStyle="1" w:styleId="apple-converted-space">
+    <w:name w:val="apple-converted-space"/>
+    <w:basedOn w:val="DefaultParagraphFont"/>
+    <w:rsid w:val="00D13824"/>
+  </w:style>
 </w:styles>
 </file>
 
